--- a/Documentación/DocArquitectura.docx
+++ b/Documentación/DocArquitectura.docx
@@ -265,16 +265,8 @@
         <w:rPr>
           <w:rFonts w:cs="Arial"/>
         </w:rPr>
-        <w:t xml:space="preserve">diseño </w:t>
-      </w:r>
-      <w:proofErr w:type="spellStart"/>
-      <w:r>
-        <w:rPr>
-          <w:rFonts w:cs="Arial"/>
-        </w:rPr>
-        <w:t>arquitectonico</w:t>
-      </w:r>
-      <w:proofErr w:type="spellEnd"/>
+        <w:t>diseño arquitectonico</w:t>
+      </w:r>
     </w:p>
     <w:p>
       <w:pPr>
@@ -300,14 +292,12 @@
         </w:rPr>
         <w:t xml:space="preserve">Proyecto: </w:t>
       </w:r>
-      <w:proofErr w:type="spellStart"/>
       <w:r>
         <w:rPr>
           <w:rFonts w:cs="Arial"/>
         </w:rPr>
         <w:t>AppDimex</w:t>
       </w:r>
-      <w:proofErr w:type="spellEnd"/>
     </w:p>
     <w:p>
       <w:pPr>
@@ -484,9 +474,9 @@
         <w:tblLook w:val="0000" w:firstRow="0" w:lastRow="0" w:firstColumn="0" w:lastColumn="0" w:noHBand="0" w:noVBand="0"/>
       </w:tblPr>
       <w:tblGrid>
-        <w:gridCol w:w="2095"/>
-        <w:gridCol w:w="801"/>
-        <w:gridCol w:w="2908"/>
+        <w:gridCol w:w="2091"/>
+        <w:gridCol w:w="802"/>
+        <w:gridCol w:w="2911"/>
       </w:tblGrid>
       <w:tr>
         <w:tc>
@@ -506,22 +496,22 @@
                 <w:noProof/>
               </w:rPr>
               <w:drawing>
-                <wp:anchor distT="0" distB="0" distL="114300" distR="114300" simplePos="0" relativeHeight="251659776" behindDoc="1" locked="0" layoutInCell="1" allowOverlap="1" wp14:anchorId="70D1F2F0" wp14:editId="71261939">
+                <wp:anchor distT="0" distB="0" distL="114300" distR="114300" simplePos="0" relativeHeight="251659776" behindDoc="1" locked="0" layoutInCell="1" allowOverlap="1" wp14:anchorId="70D1F2F0" wp14:editId="55ED6C9A">
                   <wp:simplePos x="0" y="0"/>
                   <wp:positionH relativeFrom="column">
-                    <wp:posOffset>1259205</wp:posOffset>
+                    <wp:posOffset>576580</wp:posOffset>
                   </wp:positionH>
                   <wp:positionV relativeFrom="paragraph">
-                    <wp:posOffset>-442595</wp:posOffset>
+                    <wp:posOffset>70485</wp:posOffset>
                   </wp:positionV>
-                  <wp:extent cx="703580" cy="703580"/>
+                  <wp:extent cx="631825" cy="631825"/>
                   <wp:effectExtent l="0" t="0" r="0" b="0"/>
                   <wp:wrapThrough wrapText="bothSides">
                     <wp:wrapPolygon edited="0">
                       <wp:start x="0" y="0"/>
-                      <wp:lineTo x="0" y="21054"/>
-                      <wp:lineTo x="21054" y="21054"/>
-                      <wp:lineTo x="21054" y="0"/>
+                      <wp:lineTo x="0" y="20840"/>
+                      <wp:lineTo x="20840" y="20840"/>
+                      <wp:lineTo x="20840" y="0"/>
                       <wp:lineTo x="0" y="0"/>
                     </wp:wrapPolygon>
                   </wp:wrapThrough>
@@ -554,7 +544,7 @@
                         <pic:spPr bwMode="auto">
                           <a:xfrm>
                             <a:off x="0" y="0"/>
-                            <a:ext cx="703580" cy="703580"/>
+                            <a:ext cx="631825" cy="631825"/>
                           </a:xfrm>
                           <a:prstGeom prst="rect">
                             <a:avLst/>
@@ -701,21 +691,7 @@
         <w:rPr>
           <w:rFonts w:cs="Arial"/>
         </w:rPr>
-        <w:t xml:space="preserve">Esta plantilla permite elaborar el Documento de Diseño de Software (SDD) de un proyecto.     Su estructura está adaptada a las recomendaciones de IEEE </w:t>
-      </w:r>
-      <w:proofErr w:type="spellStart"/>
-      <w:r>
-        <w:rPr>
-          <w:rFonts w:cs="Arial"/>
-        </w:rPr>
-        <w:t>Std</w:t>
-      </w:r>
-      <w:proofErr w:type="spellEnd"/>
-      <w:r>
-        <w:rPr>
-          <w:rFonts w:cs="Arial"/>
-        </w:rPr>
-        <w:t xml:space="preserve"> 1016</w:t>
+        <w:t>Esta plantilla permite elaborar el Documento de Diseño de Software (SDD) de un proyecto.     Su estructura está adaptada a las recomendaciones de IEEE Std 1016</w:t>
       </w:r>
     </w:p>
     <w:p>
@@ -946,49 +922,7 @@
         <w:rPr>
           <w:rFonts w:cs="Arial"/>
         </w:rPr>
-        <w:t xml:space="preserve">La sangría de los textos dentro de cada apartado se genera automáticamente al pulsar </w:t>
-      </w:r>
-      <w:proofErr w:type="spellStart"/>
-      <w:r>
-        <w:rPr>
-          <w:rFonts w:cs="Arial"/>
-        </w:rPr>
-        <w:t>Intro</w:t>
-      </w:r>
-      <w:proofErr w:type="spellEnd"/>
-      <w:r>
-        <w:rPr>
-          <w:rFonts w:cs="Arial"/>
-        </w:rPr>
-        <w:t xml:space="preserve"> al final de la línea de título. (Estilos Normal indentado1, Normal </w:t>
-      </w:r>
-      <w:proofErr w:type="spellStart"/>
-      <w:r>
-        <w:rPr>
-          <w:rFonts w:cs="Arial"/>
-        </w:rPr>
-        <w:t>indentado</w:t>
-      </w:r>
-      <w:proofErr w:type="spellEnd"/>
-      <w:r>
-        <w:rPr>
-          <w:rFonts w:cs="Arial"/>
-        </w:rPr>
-        <w:t xml:space="preserve"> 2 y Normal </w:t>
-      </w:r>
-      <w:proofErr w:type="spellStart"/>
-      <w:r>
-        <w:rPr>
-          <w:rFonts w:cs="Arial"/>
-        </w:rPr>
-        <w:t>indentado</w:t>
-      </w:r>
-      <w:proofErr w:type="spellEnd"/>
-      <w:r>
-        <w:rPr>
-          <w:rFonts w:cs="Arial"/>
-        </w:rPr>
-        <w:t xml:space="preserve"> 3).</w:t>
+        <w:t>La sangría de los textos dentro de cada apartado se genera automáticamente al pulsar Intro al final de la línea de título. (Estilos Normal indentado1, Normal indentado 2 y Normal indentado 3).</w:t>
       </w:r>
     </w:p>
     <w:p>
@@ -1302,21 +1236,7 @@
         <w:rPr>
           <w:rFonts w:cs="Arial"/>
         </w:rPr>
-        <w:t xml:space="preserve">De la plantilla de formato del documento © &amp; </w:t>
-      </w:r>
-      <w:proofErr w:type="spellStart"/>
-      <w:r>
-        <w:rPr>
-          <w:rFonts w:cs="Arial"/>
-        </w:rPr>
-        <w:t>Coloriuris</w:t>
-      </w:r>
-      <w:proofErr w:type="spellEnd"/>
-      <w:r>
-        <w:rPr>
-          <w:rFonts w:cs="Arial"/>
-        </w:rPr>
-        <w:t xml:space="preserve"> http://www.qualitatis.org</w:t>
+        <w:t>De la plantilla de formato del documento © &amp; Coloriuris http://www.qualitatis.org</w:t>
       </w:r>
       <w:r>
         <w:rPr>
@@ -1469,23 +1389,7 @@
                 <w:rFonts w:cs="Arial"/>
                 <w:b/>
               </w:rPr>
-              <w:t xml:space="preserve">Verificado </w:t>
-            </w:r>
-            <w:proofErr w:type="spellStart"/>
-            <w:r>
-              <w:rPr>
-                <w:rFonts w:cs="Arial"/>
-                <w:b/>
-              </w:rPr>
-              <w:t>dep</w:t>
-            </w:r>
-            <w:proofErr w:type="spellEnd"/>
-            <w:r>
-              <w:rPr>
-                <w:rFonts w:cs="Arial"/>
-                <w:b/>
-              </w:rPr>
-              <w:t>. calidad.</w:t>
+              <w:t>Verificado dep. calidad.</w:t>
             </w:r>
           </w:p>
         </w:tc>
@@ -1861,33 +1765,8 @@
                 <w:rFonts w:cs="Arial"/>
                 <w:lang w:val="fr-FR"/>
               </w:rPr>
-              <w:t xml:space="preserve">Por la </w:t>
-            </w:r>
-            <w:proofErr w:type="spellStart"/>
-            <w:r>
-              <w:rPr>
-                <w:rFonts w:cs="Arial"/>
-                <w:lang w:val="fr-FR"/>
-              </w:rPr>
-              <w:t>empresa</w:t>
-            </w:r>
-            <w:proofErr w:type="spellEnd"/>
-            <w:r>
-              <w:rPr>
-                <w:rFonts w:cs="Arial"/>
-                <w:lang w:val="fr-FR"/>
-              </w:rPr>
-              <w:t xml:space="preserve"> </w:t>
-            </w:r>
-            <w:proofErr w:type="spellStart"/>
-            <w:r>
-              <w:rPr>
-                <w:rFonts w:cs="Arial"/>
-                <w:lang w:val="fr-FR"/>
-              </w:rPr>
-              <w:t>suministradora</w:t>
-            </w:r>
-            <w:proofErr w:type="spellEnd"/>
+              <w:t>Por la empresa suministradora</w:t>
+            </w:r>
           </w:p>
         </w:tc>
       </w:tr>
@@ -2033,21 +1912,7 @@
               <w:rPr>
                 <w:rFonts w:cs="Arial"/>
               </w:rPr>
-              <w:t xml:space="preserve">Fdo. D./ </w:t>
-            </w:r>
-            <w:proofErr w:type="spellStart"/>
-            <w:r>
-              <w:rPr>
-                <w:rFonts w:cs="Arial"/>
-              </w:rPr>
-              <w:t>Dña</w:t>
-            </w:r>
-            <w:proofErr w:type="spellEnd"/>
-            <w:r>
-              <w:rPr>
-                <w:rFonts w:cs="Arial"/>
-              </w:rPr>
-              <w:t xml:space="preserve"> </w:t>
+              <w:t xml:space="preserve">Fdo. D./ Dña </w:t>
             </w:r>
             <w:r>
               <w:rPr>
@@ -2076,21 +1941,7 @@
               <w:rPr>
                 <w:rFonts w:cs="Arial"/>
               </w:rPr>
-              <w:t>Fdo. D./</w:t>
-            </w:r>
-            <w:proofErr w:type="spellStart"/>
-            <w:r>
-              <w:rPr>
-                <w:rFonts w:cs="Arial"/>
-              </w:rPr>
-              <w:t>Dña</w:t>
-            </w:r>
-            <w:proofErr w:type="spellEnd"/>
-            <w:r>
-              <w:rPr>
-                <w:rFonts w:cs="Arial"/>
-              </w:rPr>
-              <w:t xml:space="preserve"> </w:t>
+              <w:t xml:space="preserve">Fdo. D./Dña </w:t>
             </w:r>
             <w:r>
               <w:rPr>
@@ -2191,7 +2042,11 @@
     <w:sdt>
       <w:sdtPr>
         <w:rPr>
-          <w:lang w:val="es-ES"/>
+          <w:rFonts w:ascii="Arial" w:hAnsi="Arial"/>
+          <w:color w:val="auto"/>
+          <w:sz w:val="20"/>
+          <w:szCs w:val="24"/>
+          <w:lang w:val="es-ES" w:eastAsia="es-ES"/>
         </w:rPr>
         <w:id w:val="-1457633120"/>
         <w:docPartObj>
@@ -2201,13 +2056,8 @@
       </w:sdtPr>
       <w:sdtEndPr>
         <w:rPr>
-          <w:rFonts w:ascii="Arial" w:hAnsi="Arial"/>
           <w:b/>
           <w:bCs/>
-          <w:color w:val="auto"/>
-          <w:sz w:val="20"/>
-          <w:szCs w:val="24"/>
-          <w:lang w:eastAsia="es-ES"/>
         </w:rPr>
       </w:sdtEndPr>
       <w:sdtContent>
@@ -3724,23 +3574,7 @@
           <w:rFonts w:cs="Arial"/>
           <w:color w:val="000000"/>
         </w:rPr>
-        <w:t xml:space="preserve">Este documento especifica el diseño arquitectónico, el modelado de datos y la estructura de componentes para la aplicación </w:t>
-      </w:r>
-      <w:proofErr w:type="spellStart"/>
-      <w:r>
-        <w:rPr>
-          <w:rFonts w:cs="Arial"/>
-          <w:color w:val="000000"/>
-        </w:rPr>
-        <w:t>AppDimex</w:t>
-      </w:r>
-      <w:proofErr w:type="spellEnd"/>
-      <w:r>
-        <w:rPr>
-          <w:rFonts w:cs="Arial"/>
-          <w:color w:val="000000"/>
-        </w:rPr>
-        <w:t>. Sirve como la guía técnica oficial para trasladar los requisitos del sistema a un producto ejecutable</w:t>
+        <w:t>Este documento especifica el diseño arquitectónico, el modelado de datos y la estructura de componentes para la aplicación AppDimex. Sirve como la guía técnica oficial para trasladar los requisitos del sistema a un producto ejecutable</w:t>
       </w:r>
       <w:r>
         <w:rPr>
@@ -3802,7 +3636,6 @@
         </w:rPr>
         <w:t xml:space="preserve"> Definir la solución de software de bajo nivel para </w:t>
       </w:r>
-      <w:proofErr w:type="spellStart"/>
       <w:r>
         <w:rPr>
           <w:rFonts w:cs="Arial"/>
@@ -3813,32 +3646,13 @@
         </w:rPr>
         <w:t>AppDimex</w:t>
       </w:r>
-      <w:proofErr w:type="spellEnd"/>
       <w:r>
         <w:rPr>
           <w:rFonts w:cs="Arial"/>
           <w:szCs w:val="20"/>
           <w:lang w:val="es-MX" w:eastAsia="es-MX"/>
         </w:rPr>
-        <w:t xml:space="preserve">, detallando la descomposición en módulos, el esquema de base de datos MySQL, las interfaces gráficas en </w:t>
-      </w:r>
-      <w:proofErr w:type="spellStart"/>
-      <w:r>
-        <w:rPr>
-          <w:rFonts w:cs="Arial"/>
-          <w:szCs w:val="20"/>
-          <w:lang w:val="es-MX" w:eastAsia="es-MX"/>
-        </w:rPr>
-        <w:t>JavaFX</w:t>
-      </w:r>
-      <w:proofErr w:type="spellEnd"/>
-      <w:r>
-        <w:rPr>
-          <w:rFonts w:cs="Arial"/>
-          <w:szCs w:val="20"/>
-          <w:lang w:val="es-MX" w:eastAsia="es-MX"/>
-        </w:rPr>
-        <w:t>/CSS y el comportamiento de los controladores.</w:t>
+        <w:t>, detallando la descomposición en módulos, el esquema de base de datos MySQL, las interfaces gráficas en JavaFX/CSS y el comportamiento de los controladores.</w:t>
       </w:r>
     </w:p>
     <w:p>
@@ -3943,25 +3757,7 @@
           <w:szCs w:val="20"/>
           <w:lang w:val="es-MX" w:eastAsia="es-MX"/>
         </w:rPr>
-        <w:t xml:space="preserve"> </w:t>
-      </w:r>
-      <w:proofErr w:type="spellStart"/>
-      <w:r>
-        <w:rPr>
-          <w:rFonts w:cs="Arial"/>
-          <w:szCs w:val="20"/>
-          <w:lang w:val="es-MX" w:eastAsia="es-MX"/>
-        </w:rPr>
-        <w:t>AppDimex</w:t>
-      </w:r>
-      <w:proofErr w:type="spellEnd"/>
-      <w:r>
-        <w:rPr>
-          <w:rFonts w:cs="Arial"/>
-          <w:szCs w:val="20"/>
-          <w:lang w:val="es-MX" w:eastAsia="es-MX"/>
-        </w:rPr>
-        <w:t>.</w:t>
+        <w:t xml:space="preserve"> AppDimex.</w:t>
       </w:r>
     </w:p>
     <w:p>
@@ -3989,25 +3785,7 @@
           <w:szCs w:val="20"/>
           <w:lang w:val="es-MX" w:eastAsia="es-MX"/>
         </w:rPr>
-        <w:t xml:space="preserve"> Totalmente alineado con la SRS de </w:t>
-      </w:r>
-      <w:proofErr w:type="spellStart"/>
-      <w:r>
-        <w:rPr>
-          <w:rFonts w:cs="Arial"/>
-          <w:szCs w:val="20"/>
-          <w:lang w:val="es-MX" w:eastAsia="es-MX"/>
-        </w:rPr>
-        <w:t>AppDimex</w:t>
-      </w:r>
-      <w:proofErr w:type="spellEnd"/>
-      <w:r>
-        <w:rPr>
-          <w:rFonts w:cs="Arial"/>
-          <w:szCs w:val="20"/>
-          <w:lang w:val="es-MX" w:eastAsia="es-MX"/>
-        </w:rPr>
-        <w:t xml:space="preserve">. Centraliza la operación del promotor en tres módulos: </w:t>
+        <w:t xml:space="preserve"> Totalmente alineado con la SRS de AppDimex. Centraliza la operación del promotor en tres módulos: </w:t>
       </w:r>
       <w:r>
         <w:rPr>
@@ -4089,25 +3867,7 @@
           <w:szCs w:val="20"/>
           <w:lang w:val="es-MX" w:eastAsia="es-MX"/>
         </w:rPr>
-        <w:t xml:space="preserve"> Por normativa legal en México, </w:t>
-      </w:r>
-      <w:proofErr w:type="spellStart"/>
-      <w:r>
-        <w:rPr>
-          <w:rFonts w:cs="Arial"/>
-          <w:szCs w:val="20"/>
-          <w:lang w:val="es-MX" w:eastAsia="es-MX"/>
-        </w:rPr>
-        <w:t>AppDimex</w:t>
-      </w:r>
-      <w:proofErr w:type="spellEnd"/>
-      <w:r>
-        <w:rPr>
-          <w:rFonts w:cs="Arial"/>
-          <w:szCs w:val="20"/>
-          <w:lang w:val="es-MX" w:eastAsia="es-MX"/>
-        </w:rPr>
-        <w:t xml:space="preserve"> </w:t>
+        <w:t xml:space="preserve"> Por normativa legal en México, AppDimex </w:t>
       </w:r>
       <w:r>
         <w:rPr>
@@ -4164,15 +3924,7 @@
         <w:t>rganización:</w:t>
       </w:r>
       <w:r>
-        <w:t xml:space="preserve"> El documento inicia con la descripción general (Sección 2), detalla la arquitectura orientada a objetos en capas (Sección 3), el modelo de datos en MySQL y su diccionario (Sección 4), los algoritmos en pseudocódigo de los controladores </w:t>
-      </w:r>
-      <w:proofErr w:type="spellStart"/>
-      <w:r>
-        <w:t>JavaFX</w:t>
-      </w:r>
-      <w:proofErr w:type="spellEnd"/>
-      <w:r>
-        <w:t xml:space="preserve"> (Sección 5), la especificación de interfaces con CSS (Sección 6) y los apéndices técnicos con Maven y scripts SQL (Sección 7).</w:t>
+        <w:t xml:space="preserve"> El documento inicia con la descripción general (Sección 2), detalla la arquitectura orientada a objetos en capas (Sección 3), el modelo de datos en MySQL y su diccionario (Sección 4), los algoritmos en pseudocódigo de los controladores JavaFX (Sección 5), la especificación de interfaces con CSS (Sección 6) y los apéndices técnicos con Maven y scripts SQL (Sección 7).</w:t>
       </w:r>
     </w:p>
     <w:p>
@@ -4211,7 +3963,6 @@
         </w:rPr>
       </w:pPr>
       <w:bookmarkStart w:id="21" w:name="_Toc236250087"/>
-      <w:proofErr w:type="spellStart"/>
       <w:r>
         <w:rPr>
           <w:rFonts w:cs="Arial"/>
@@ -4226,34 +3977,7 @@
           <w:szCs w:val="20"/>
           <w:lang w:val="es-MX" w:eastAsia="es-MX"/>
         </w:rPr>
-        <w:t>ppDimex</w:t>
-      </w:r>
-      <w:proofErr w:type="spellEnd"/>
-      <w:r>
-        <w:rPr>
-          <w:rFonts w:cs="Arial"/>
-          <w:szCs w:val="20"/>
-          <w:lang w:val="es-MX" w:eastAsia="es-MX"/>
-        </w:rPr>
-        <w:t xml:space="preserve"> es una aplicación cliente construida en </w:t>
-      </w:r>
-      <w:proofErr w:type="spellStart"/>
-      <w:r>
-        <w:rPr>
-          <w:rFonts w:cs="Arial"/>
-          <w:szCs w:val="20"/>
-          <w:lang w:val="es-MX" w:eastAsia="es-MX"/>
-        </w:rPr>
-        <w:t>JavaFX</w:t>
-      </w:r>
-      <w:proofErr w:type="spellEnd"/>
-      <w:r>
-        <w:rPr>
-          <w:rFonts w:cs="Arial"/>
-          <w:szCs w:val="20"/>
-          <w:lang w:val="es-MX" w:eastAsia="es-MX"/>
-        </w:rPr>
-        <w:t xml:space="preserve"> sobre IntelliJ IDEA, estilizada con CSS y conectada a una base de datos MySQL mediante Maven (usando el conector JDBC).</w:t>
+        <w:t>ppDimex es una aplicación cliente construida en JavaFX sobre IntelliJ IDEA, estilizada con CSS y conectada a una base de datos MySQL mediante Maven (usando el conector JDBC).</w:t>
       </w:r>
     </w:p>
     <w:p>
@@ -4374,73 +4098,7 @@
           <w:color w:val="000000"/>
           <w:lang w:val="es-MX"/>
         </w:rPr>
-        <w:t xml:space="preserve">Capa de Presentación (Vista - </w:t>
-      </w:r>
-      <w:proofErr w:type="spellStart"/>
-      <w:r>
-        <w:rPr>
-          <w:rFonts w:cs="Arial"/>
-          <w:i w:val="0"/>
-          <w:iCs/>
-          <w:color w:val="000000"/>
-          <w:lang w:val="es-MX"/>
-        </w:rPr>
-        <w:t>JavaFX</w:t>
-      </w:r>
-      <w:proofErr w:type="spellEnd"/>
-      <w:r>
-        <w:rPr>
-          <w:rFonts w:cs="Arial"/>
-          <w:i w:val="0"/>
-          <w:iCs/>
-          <w:color w:val="000000"/>
-          <w:lang w:val="es-MX"/>
-        </w:rPr>
-        <w:t xml:space="preserve"> / CSS): Archivos .</w:t>
-      </w:r>
-      <w:proofErr w:type="spellStart"/>
-      <w:r>
-        <w:rPr>
-          <w:rFonts w:cs="Arial"/>
-          <w:i w:val="0"/>
-          <w:iCs/>
-          <w:color w:val="000000"/>
-          <w:lang w:val="es-MX"/>
-        </w:rPr>
-        <w:t>fxml</w:t>
-      </w:r>
-      <w:proofErr w:type="spellEnd"/>
-      <w:r>
-        <w:rPr>
-          <w:rFonts w:cs="Arial"/>
-          <w:i w:val="0"/>
-          <w:iCs/>
-          <w:color w:val="000000"/>
-          <w:lang w:val="es-MX"/>
-        </w:rPr>
-        <w:t xml:space="preserve"> estilizados con .</w:t>
-      </w:r>
-      <w:proofErr w:type="spellStart"/>
-      <w:r>
-        <w:rPr>
-          <w:rFonts w:cs="Arial"/>
-          <w:i w:val="0"/>
-          <w:iCs/>
-          <w:color w:val="000000"/>
-          <w:lang w:val="es-MX"/>
-        </w:rPr>
-        <w:t>css</w:t>
-      </w:r>
-      <w:proofErr w:type="spellEnd"/>
-      <w:r>
-        <w:rPr>
-          <w:rFonts w:cs="Arial"/>
-          <w:i w:val="0"/>
-          <w:iCs/>
-          <w:color w:val="000000"/>
-          <w:lang w:val="es-MX"/>
-        </w:rPr>
-        <w:t xml:space="preserve"> que componen la interfaz de usuario para dispositivos móviles/escritorio.</w:t>
+        <w:t>Capa de Presentación (Vista - JavaFX / CSS): Archivos .fxml estilizados con .css que componen la interfaz de usuario para dispositivos móviles/escritorio.</w:t>
       </w:r>
     </w:p>
     <w:p>
@@ -4780,7 +4438,6 @@
         </w:rPr>
         <w:t xml:space="preserve">El promotor abre la vista </w:t>
       </w:r>
-      <w:proofErr w:type="spellStart"/>
       <w:r>
         <w:rPr>
           <w:rStyle w:val="CdigoHTML"/>
@@ -4788,7 +4445,6 @@
         </w:rPr>
         <w:t>Cotizacion.fxml</w:t>
       </w:r>
-      <w:proofErr w:type="spellEnd"/>
       <w:r>
         <w:rPr>
           <w:rFonts w:cs="Arial"/>
@@ -4808,7 +4464,6 @@
           <w:rFonts w:cs="Arial"/>
         </w:rPr>
       </w:pPr>
-      <w:proofErr w:type="spellStart"/>
       <w:r>
         <w:rPr>
           <w:rStyle w:val="CdigoHTML"/>
@@ -4816,7 +4471,6 @@
         </w:rPr>
         <w:t>CotizadorController</w:t>
       </w:r>
-      <w:proofErr w:type="spellEnd"/>
       <w:r>
         <w:rPr>
           <w:rFonts w:cs="Arial"/>
@@ -4848,14 +4502,12 @@
         </w:rPr>
         <w:t xml:space="preserve">El promotor ingresa monto </w:t>
       </w:r>
-      <w:proofErr w:type="spellStart"/>
       <w:r>
         <w:rPr>
           <w:rFonts w:cs="Arial"/>
         </w:rPr>
         <w:t>ó</w:t>
       </w:r>
-      <w:proofErr w:type="spellEnd"/>
       <w:r>
         <w:rPr>
           <w:rFonts w:cs="Arial"/>
@@ -4951,7 +4603,6 @@
           <w:lang w:val="es-MX" w:eastAsia="es-MX"/>
         </w:rPr>
       </w:pPr>
-      <w:proofErr w:type="spellStart"/>
       <w:r>
         <w:rPr>
           <w:rFonts w:cs="Arial"/>
@@ -4960,18 +4611,7 @@
           <w:szCs w:val="20"/>
           <w:lang w:val="es-MX" w:eastAsia="es-MX"/>
         </w:rPr>
-        <w:t>JavaFX</w:t>
-      </w:r>
-      <w:proofErr w:type="spellEnd"/>
-      <w:r>
-        <w:rPr>
-          <w:rFonts w:cs="Arial"/>
-          <w:b/>
-          <w:bCs/>
-          <w:szCs w:val="20"/>
-          <w:lang w:val="es-MX" w:eastAsia="es-MX"/>
-        </w:rPr>
-        <w:t xml:space="preserve"> + CSS:</w:t>
+        <w:t>JavaFX + CSS:</w:t>
       </w:r>
       <w:r>
         <w:rPr>
@@ -5011,25 +4651,7 @@
           <w:szCs w:val="20"/>
           <w:lang w:val="es-MX" w:eastAsia="es-MX"/>
         </w:rPr>
-        <w:t xml:space="preserve"> Estandariza las dependencias entre los desarrolladores Braulio Maya y Jair Gonzales, asegurando la misma versión de controladores JDBC y módulos de </w:t>
-      </w:r>
-      <w:proofErr w:type="spellStart"/>
-      <w:r>
-        <w:rPr>
-          <w:rFonts w:cs="Arial"/>
-          <w:szCs w:val="20"/>
-          <w:lang w:val="es-MX" w:eastAsia="es-MX"/>
-        </w:rPr>
-        <w:t>JavaFX</w:t>
-      </w:r>
-      <w:proofErr w:type="spellEnd"/>
-      <w:r>
-        <w:rPr>
-          <w:rFonts w:cs="Arial"/>
-          <w:szCs w:val="20"/>
-          <w:lang w:val="es-MX" w:eastAsia="es-MX"/>
-        </w:rPr>
-        <w:t>.</w:t>
+        <w:t xml:space="preserve"> Estandariza las dependencias entre los desarrolladores Braulio Maya y Jair Gonzales, asegurando la misma versión de controladores JDBC y módulos de JavaFX.</w:t>
       </w:r>
     </w:p>
     <w:p>
@@ -5184,7 +4806,6 @@
       <w:r>
         <w:t xml:space="preserve">La interfaz de </w:t>
       </w:r>
-      <w:proofErr w:type="spellStart"/>
       <w:r>
         <w:rPr>
           <w:b/>
@@ -5192,7 +4813,6 @@
         </w:rPr>
         <w:t>AppDimex</w:t>
       </w:r>
-      <w:proofErr w:type="spellEnd"/>
       <w:r>
         <w:t xml:space="preserve"> </w:t>
       </w:r>
@@ -5202,7 +4822,6 @@
       <w:r>
         <w:t xml:space="preserve"> el uso en dispositivos móviles con pantallas táctiles. Diseñada en </w:t>
       </w:r>
-      <w:proofErr w:type="spellStart"/>
       <w:r>
         <w:rPr>
           <w:b/>
@@ -5210,7 +4829,6 @@
         </w:rPr>
         <w:t>JavaFX</w:t>
       </w:r>
-      <w:proofErr w:type="spellEnd"/>
       <w:r>
         <w:t xml:space="preserve"> y personalizada con </w:t>
       </w:r>
@@ -5242,14 +4860,125 @@
       <w:r>
         <w:t>1. Módulo Cotización Express (</w:t>
       </w:r>
-      <w:proofErr w:type="spellStart"/>
       <w:r>
         <w:rPr>
           <w:rStyle w:val="CdigoHTML"/>
         </w:rPr>
         <w:t>Cotizacion.fxml</w:t>
       </w:r>
-      <w:proofErr w:type="spellEnd"/>
+      <w:r>
+        <w:t>)</w:t>
+      </w:r>
+    </w:p>
+    <w:p>
+      <w:pPr>
+        <w:pStyle w:val="Normalindentado3"/>
+      </w:pPr>
+      <w:r>
+        <w:rPr>
+          <w:b/>
+          <w:bCs/>
+        </w:rPr>
+        <w:t>Vista:</w:t>
+      </w:r>
+      <w:r>
+        <w:t>Incluye el inicio de sesión de la aplicación permitiendo al usuario ingresar con su usuario y contraseña de promotor o en caso de tener, ingresar con credenciales de administrador</w:t>
+      </w:r>
+    </w:p>
+    <w:p>
+      <w:pPr>
+        <w:pStyle w:val="Normalindentado3"/>
+      </w:pPr>
+    </w:p>
+    <w:p>
+      <w:pPr>
+        <w:pStyle w:val="Normalindentado3"/>
+      </w:pPr>
+    </w:p>
+    <w:p>
+      <w:pPr>
+        <w:pStyle w:val="Normalindentado3"/>
+      </w:pPr>
+    </w:p>
+    <w:p>
+      <w:pPr>
+        <w:pStyle w:val="Normalindentado3"/>
+      </w:pPr>
+    </w:p>
+    <w:p>
+      <w:pPr>
+        <w:pStyle w:val="Normalindentado3"/>
+      </w:pPr>
+    </w:p>
+    <w:p>
+      <w:pPr>
+        <w:pStyle w:val="Ttulo4"/>
+      </w:pPr>
+      <w:r>
+        <w:lastRenderedPageBreak/>
+        <w:t>2</w:t>
+      </w:r>
+      <w:r>
+        <w:t xml:space="preserve">. Módulo </w:t>
+      </w:r>
+      <w:r>
+        <w:t>Página Principal</w:t>
+      </w:r>
+      <w:r>
+        <w:t xml:space="preserve"> (</w:t>
+      </w:r>
+      <w:r>
+        <w:rPr>
+          <w:rStyle w:val="CdigoHTML"/>
+        </w:rPr>
+        <w:t>main-view</w:t>
+      </w:r>
+      <w:r>
+        <w:rPr>
+          <w:rStyle w:val="CdigoHTML"/>
+        </w:rPr>
+        <w:t>.fxml</w:t>
+      </w:r>
+      <w:r>
+        <w:t>)</w:t>
+      </w:r>
+    </w:p>
+    <w:p>
+      <w:pPr>
+        <w:pStyle w:val="Normalindentado3"/>
+      </w:pPr>
+      <w:r>
+        <w:rPr>
+          <w:b/>
+          <w:bCs/>
+        </w:rPr>
+        <w:t>Vista:</w:t>
+      </w:r>
+      <w:r>
+        <w:t>Ventana para acceder a las funciones principales de la aplicación</w:t>
+      </w:r>
+    </w:p>
+    <w:p>
+      <w:pPr>
+        <w:pStyle w:val="Normalindentado3"/>
+      </w:pPr>
+    </w:p>
+    <w:p>
+      <w:pPr>
+        <w:pStyle w:val="Ttulo4"/>
+      </w:pPr>
+      <w:r>
+        <w:t>3</w:t>
+      </w:r>
+      <w:r>
+        <w:t>. Módulo Cotización Express (</w:t>
+      </w:r>
+      <w:r>
+        <w:rPr>
+          <w:rStyle w:val="CdigoHTML"/>
+        </w:rPr>
+        <w:t>Cotizacion.fxml</w:t>
+      </w:r>
       <w:r>
         <w:t>)</w:t>
       </w:r>
@@ -5289,24 +5018,14 @@
     </w:p>
     <w:p>
       <w:pPr>
-        <w:pStyle w:val="NormalWeb"/>
-        <w:spacing w:before="100" w:beforeAutospacing="1" w:after="100" w:afterAutospacing="1"/>
-        <w:ind w:left="720"/>
-      </w:pPr>
-    </w:p>
-    <w:p>
-      <w:pPr>
-        <w:pStyle w:val="NormalWeb"/>
-        <w:spacing w:before="100" w:beforeAutospacing="1" w:after="100" w:afterAutospacing="1"/>
-        <w:ind w:left="720"/>
-      </w:pPr>
-    </w:p>
-    <w:p>
-      <w:pPr>
         <w:pStyle w:val="Ttulo4"/>
       </w:pPr>
-      <w:r>
-        <w:lastRenderedPageBreak/>
+    </w:p>
+    <w:p>
+      <w:pPr>
+        <w:pStyle w:val="Ttulo4"/>
+      </w:pPr>
+      <w:r>
         <w:t xml:space="preserve">2. Módulo </w:t>
       </w:r>
       <w:r>
@@ -5315,7 +5034,6 @@
       <w:r>
         <w:t xml:space="preserve"> (</w:t>
       </w:r>
-      <w:proofErr w:type="spellStart"/>
       <w:r>
         <w:rPr>
           <w:rStyle w:val="CdigoHTML"/>
@@ -5328,7 +5046,6 @@
         </w:rPr>
         <w:t>.fxml</w:t>
       </w:r>
-      <w:proofErr w:type="spellEnd"/>
       <w:r>
         <w:t>)</w:t>
       </w:r>
@@ -5352,14 +5069,12 @@
       <w:r>
         <w:t xml:space="preserve"> Formulario de captura rápida de datos (Nombre, tipo de pensión IMSS/ISSSTE, teléfono, dirección). Incluye una tabla interactiva (</w:t>
       </w:r>
-      <w:proofErr w:type="spellStart"/>
       <w:r>
         <w:rPr>
           <w:rStyle w:val="CdigoHTML"/>
         </w:rPr>
         <w:t>TableView</w:t>
       </w:r>
-      <w:proofErr w:type="spellEnd"/>
       <w:r>
         <w:t>) para consultar el listado de prospectos registrados.</w:t>
       </w:r>
@@ -5369,16 +5084,75 @@
         <w:pStyle w:val="Ttulo4"/>
       </w:pPr>
       <w:r>
-        <w:t>3. Módulo Apartado de Ayuda (</w:t>
-      </w:r>
-      <w:proofErr w:type="spellStart"/>
+        <w:t>4</w:t>
+      </w:r>
+      <w:r>
+        <w:t xml:space="preserve">. Módulo </w:t>
+      </w:r>
+      <w:r>
+        <w:t>Consulta de P</w:t>
+      </w:r>
+      <w:r>
+        <w:t>rospectos (</w:t>
+      </w:r>
       <w:r>
         <w:rPr>
           <w:rStyle w:val="CdigoHTML"/>
         </w:rPr>
+        <w:t>ConsultaProspectos</w:t>
+      </w:r>
+      <w:r>
+        <w:rPr>
+          <w:rStyle w:val="CdigoHTML"/>
+        </w:rPr>
+        <w:t>.fxml</w:t>
+      </w:r>
+      <w:r>
+        <w:t>)</w:t>
+      </w:r>
+    </w:p>
+    <w:p>
+      <w:pPr>
+        <w:pStyle w:val="NormalWeb"/>
+        <w:numPr>
+          <w:ilvl w:val="0"/>
+          <w:numId w:val="31"/>
+        </w:numPr>
+        <w:spacing w:before="100" w:beforeAutospacing="1" w:after="100" w:afterAutospacing="1"/>
+      </w:pPr>
+      <w:r>
+        <w:rPr>
+          <w:b/>
+          <w:bCs/>
+        </w:rPr>
+        <w:t>Vista:</w:t>
+      </w:r>
+      <w:r>
+        <w:t xml:space="preserve"> </w:t>
+      </w:r>
+      <w:r>
+        <w:t>Pantalla con todos los prospectos registrados incluyendo datos vitales para su contactación y localización</w:t>
+      </w:r>
+      <w:r>
+        <w:t>.</w:t>
+      </w:r>
+    </w:p>
+    <w:p>
+      <w:pPr>
+        <w:pStyle w:val="Ttulo4"/>
+      </w:pPr>
+      <w:r>
+        <w:t>5</w:t>
+      </w:r>
+      <w:r>
+        <w:t>. Módulo Apartado de Ayuda (</w:t>
+      </w:r>
+      <w:r>
+        <w:rPr>
+          <w:rStyle w:val="CdigoHTML"/>
+        </w:rPr>
         <w:t>AyudaView.fxml</w:t>
       </w:r>
-      <w:proofErr w:type="spellEnd"/>
       <w:r>
         <w:t>)</w:t>
       </w:r>
@@ -5537,18 +5311,8 @@
               <w:color w:val="241A61"/>
               <w:sz w:val="16"/>
             </w:rPr>
-            <w:t xml:space="preserve">Descripción de requisitos del </w:t>
+            <w:t>Descripción de requisitos del sofware</w:t>
           </w:r>
-          <w:proofErr w:type="spellStart"/>
-          <w:r>
-            <w:rPr>
-              <w:rFonts w:cs="Arial"/>
-              <w:color w:val="241A61"/>
-              <w:sz w:val="16"/>
-            </w:rPr>
-            <w:t>sofware</w:t>
-          </w:r>
-          <w:proofErr w:type="spellEnd"/>
         </w:p>
       </w:tc>
     </w:tr>
@@ -5939,7 +5703,6 @@
             </w:rPr>
             <w:fldChar w:fldCharType="end"/>
           </w:r>
-          <w:proofErr w:type="spellStart"/>
           <w:r>
             <w:rPr>
               <w:rFonts w:cs="Arial"/>
@@ -5949,7 +5712,6 @@
             </w:rPr>
             <w:t>AppDimex</w:t>
           </w:r>
-          <w:proofErr w:type="spellEnd"/>
         </w:p>
         <w:p>
           <w:pPr>
@@ -11333,6 +11095,7 @@
     <w:name w:val="heading 4"/>
     <w:basedOn w:val="Normal"/>
     <w:next w:val="Normalindentado4"/>
+    <w:link w:val="Ttulo4Car"/>
     <w:qFormat/>
     <w:pPr>
       <w:keepNext/>
@@ -12374,6 +12137,20 @@
       <w:szCs w:val="20"/>
     </w:rPr>
   </w:style>
+  <w:style w:type="character" w:customStyle="1" w:styleId="Ttulo4Car">
+    <w:name w:val="Título 4 Car"/>
+    <w:basedOn w:val="Fuentedeprrafopredeter"/>
+    <w:link w:val="Ttulo4"/>
+    <w:rsid w:val="00347F0D"/>
+    <w:rPr>
+      <w:rFonts w:ascii="Arial" w:hAnsi="Arial"/>
+      <w:b/>
+      <w:bCs/>
+      <w:sz w:val="28"/>
+      <w:szCs w:val="28"/>
+      <w:lang w:val="es-ES" w:eastAsia="es-ES"/>
+    </w:rPr>
+  </w:style>
 </w:styles>
 </file>
 
@@ -12645,7 +12422,12 @@
 </file>
 
 <file path=customXml/item2.xml><?xml version="1.0" encoding="utf-8"?>
-<b:Sources xmlns:b="http://schemas.openxmlformats.org/officeDocument/2006/bibliography" xmlns="http://schemas.openxmlformats.org/officeDocument/2006/bibliography" SelectedStyle="\APASixthEditionOfficeOnline.xsl" StyleName="APA" Version="6"/>
+<?mso-contentType ?>
+<FormTemplates xmlns="http://schemas.microsoft.com/sharepoint/v3/contenttype/forms">
+  <Display>DocumentLibraryForm</Display>
+  <Edit>DocumentLibraryForm</Edit>
+  <New>DocumentLibraryForm</New>
+</FormTemplates>
 </file>
 
 <file path=customXml/item3.xml><?xml version="1.0" encoding="utf-8"?>
@@ -12763,12 +12545,7 @@
 </file>
 
 <file path=customXml/item4.xml><?xml version="1.0" encoding="utf-8"?>
-<?mso-contentType ?>
-<FormTemplates xmlns="http://schemas.microsoft.com/sharepoint/v3/contenttype/forms">
-  <Display>DocumentLibraryForm</Display>
-  <Edit>DocumentLibraryForm</Edit>
-  <New>DocumentLibraryForm</New>
-</FormTemplates>
+<b:Sources xmlns:b="http://schemas.openxmlformats.org/officeDocument/2006/bibliography" xmlns="http://schemas.openxmlformats.org/officeDocument/2006/bibliography" SelectedStyle="\APASixthEditionOfficeOnline.xsl" StyleName="APA" Version="6"/>
 </file>
 
 <file path=customXml/itemProps1.xml><?xml version="1.0" encoding="utf-8"?>
@@ -12781,9 +12558,9 @@
 </file>
 
 <file path=customXml/itemProps2.xml><?xml version="1.0" encoding="utf-8"?>
-<ds:datastoreItem xmlns:ds="http://schemas.openxmlformats.org/officeDocument/2006/customXml" ds:itemID="{10FB2552-C60B-4C73-9F97-3CEFE155C583}">
+<ds:datastoreItem xmlns:ds="http://schemas.openxmlformats.org/officeDocument/2006/customXml" ds:itemID="{3150CBCF-CB53-4FA1-B8F2-650DD1A34A47}">
   <ds:schemaRefs>
-    <ds:schemaRef ds:uri="http://schemas.openxmlformats.org/officeDocument/2006/bibliography"/>
+    <ds:schemaRef ds:uri="http://schemas.microsoft.com/sharepoint/v3/contenttype/forms"/>
   </ds:schemaRefs>
 </ds:datastoreItem>
 </file>
@@ -12805,9 +12582,9 @@
 </file>
 
 <file path=customXml/itemProps4.xml><?xml version="1.0" encoding="utf-8"?>
-<ds:datastoreItem xmlns:ds="http://schemas.openxmlformats.org/officeDocument/2006/customXml" ds:itemID="{3150CBCF-CB53-4FA1-B8F2-650DD1A34A47}">
+<ds:datastoreItem xmlns:ds="http://schemas.openxmlformats.org/officeDocument/2006/customXml" ds:itemID="{10FB2552-C60B-4C73-9F97-3CEFE155C583}">
   <ds:schemaRefs>
-    <ds:schemaRef ds:uri="http://schemas.microsoft.com/sharepoint/v3/contenttype/forms"/>
+    <ds:schemaRef ds:uri="http://schemas.openxmlformats.org/officeDocument/2006/bibliography"/>
   </ds:schemaRefs>
 </ds:datastoreItem>
 </file>